--- a/testakten/nis2-cybersecurity-lahnwerke-slack-airtags-it-sicherheit/03-prueffragen-fuer-erstgespraech.docx
+++ b/testakten/nis2-cybersecurity-lahnwerke-slack-airtags-it-sicherheit/03-prueffragen-fuer-erstgespraech.docx
@@ -2,65 +2,1860 @@
 <file path=word/document.xml><?xml version="1.0" encoding="utf-8"?>
 <w:document xmlns:wpc="http://schemas.microsoft.com/office/word/2010/wordprocessingCanvas" xmlns:mo="http://schemas.microsoft.com/office/mac/office/2008/main" xmlns:mc="http://schemas.openxmlformats.org/markup-compatibility/2006" xmlns:mv="urn:schemas-microsoft-com:mac:vml" xmlns:o="urn:schemas-microsoft-com:office:office" xmlns:r="http://schemas.openxmlformats.org/officeDocument/2006/relationships" xmlns:m="http://schemas.openxmlformats.org/officeDocument/2006/math" xmlns:v="urn:schemas-microsoft-com:vml" xmlns:wp14="http://schemas.microsoft.com/office/word/2010/wordprocessingDrawing" xmlns:wp="http://schemas.openxmlformats.org/drawingml/2006/wordprocessingDrawing" xmlns:w10="urn:schemas-microsoft-com:office:word" xmlns:w="http://schemas.openxmlformats.org/wordprocessingml/2006/main" xmlns:w14="http://schemas.microsoft.com/office/word/2010/wordml" xmlns:wpg="http://schemas.microsoft.com/office/word/2010/wordprocessingGroup" xmlns:wpi="http://schemas.microsoft.com/office/word/2010/wordprocessingInk" xmlns:wne="http://schemas.microsoft.com/office/word/2006/wordml" xmlns:wps="http://schemas.microsoft.com/office/word/2010/wordprocessingShape" mc:Ignorable="w14 wp14">
   <w:body>
+    <w:tbl>
+      <w:tblPr>
+        <w:tblW w:type="auto" w:w="0"/>
+        <w:tblLayout w:type="fixed"/>
+        <w:tblLook w:firstColumn="1" w:firstRow="1" w:lastColumn="0" w:lastRow="0" w:noHBand="0" w:noVBand="1" w:val="04A0"/>
+      </w:tblPr>
+      <w:tblGrid>
+        <w:gridCol w:w="6520"/>
+        <w:gridCol w:w="2948"/>
+      </w:tblGrid>
+      <w:tr>
+        <w:tc>
+          <w:tcPr>
+            <w:tcW w:type="dxa" w:w="4790"/>
+            <w:tcMar>
+              <w:top w:w="0" w:type="dxa"/>
+              <w:start w:w="0" w:type="dxa"/>
+              <w:bottom w:w="80" w:type="dxa"/>
+              <w:end w:w="80" w:type="dxa"/>
+            </w:tcMar>
+          </w:tcPr>
+          <w:p>
+            <w:pPr>
+              <w:spacing w:after="20"/>
+            </w:pPr>
+            <w:r>
+              <w:rPr>
+                <w:b/>
+                <w:color w:val="17324D"/>
+                <w:sz w:val="24"/>
+              </w:rPr>
+              <w:t>BRENNECKE · WENSTEDT RECHTSANWÄLTE</w:t>
+            </w:r>
+          </w:p>
+          <w:p>
+            <w:pPr>
+              <w:spacing w:after="0"/>
+            </w:pPr>
+            <w:r>
+              <w:rPr>
+                <w:color w:val="59636B"/>
+                <w:sz w:val="16"/>
+              </w:rPr>
+              <w:t>Kaiserswerther Straße 183 · 40474 Düsseldorf · Telefon 0211 879 14 0 · cyber@bw-recht.de</w:t>
+            </w:r>
+          </w:p>
+          <w:p>
+            <w:pPr>
+              <w:spacing w:after="0"/>
+            </w:pPr>
+            <w:r>
+              <w:rPr>
+                <w:color w:val="59636B"/>
+                <w:sz w:val="16"/>
+              </w:rPr>
+              <w:t>Partnerschaftsregister AG Essen PR 5207 · Berufshaftpflicht Rheinland Versicherung AG</w:t>
+            </w:r>
+          </w:p>
+        </w:tc>
+        <w:tc>
+          <w:tcPr>
+            <w:tcW w:type="dxa" w:w="4790"/>
+            <w:tcMar>
+              <w:top w:w="0" w:type="dxa"/>
+              <w:start w:w="80" w:type="dxa"/>
+              <w:bottom w:w="80" w:type="dxa"/>
+              <w:end w:w="0" w:type="dxa"/>
+            </w:tcMar>
+          </w:tcPr>
+          <w:p>
+            <w:pPr>
+              <w:jc w:val="right"/>
+            </w:pPr>
+            <w:r>
+              <w:rPr>
+                <w:b/>
+                <w:color w:val="2E668B"/>
+                <w:sz w:val="18"/>
+              </w:rPr>
+              <w:t>GESPRÄCHSLEITFADEN</w:t>
+            </w:r>
+          </w:p>
+        </w:tc>
+      </w:tr>
+    </w:tbl>
+    <w:p>
+      <w:pPr>
+        <w:spacing w:after="160"/>
+        <w:pBdr>
+          <w:bottom w:val="single" w:sz="10" w:space="1" w:color="2E668B"/>
+        </w:pBdr>
+      </w:pPr>
+    </w:p>
+    <w:p>
+      <w:pPr>
+        <w:pStyle w:val="Title"/>
+      </w:pPr>
+      <w:r>
+        <w:t>Erstgespräch mit CISO, Recht und IT Operations</w:t>
+      </w:r>
+    </w:p>
+    <w:p>
+      <w:pPr>
+        <w:spacing w:after="180"/>
+      </w:pPr>
+      <w:r>
+        <w:rPr>
+          <w:b/>
+          <w:color w:val="2E668B"/>
+        </w:rPr>
+        <w:t>Lahnwerke Maschinenbau AG · 26. Mai 2026, 09:15 Uhr</w:t>
+      </w:r>
+    </w:p>
+    <w:tbl>
+      <w:tblPr>
+        <w:tblW w:type="auto" w:w="0"/>
+        <w:tblLayout w:type="fixed"/>
+        <w:tblLook w:firstColumn="1" w:firstRow="1" w:lastColumn="0" w:lastRow="0" w:noHBand="0" w:noVBand="1" w:val="04A0"/>
+      </w:tblPr>
+      <w:tblGrid>
+        <w:gridCol w:w="2268"/>
+        <w:gridCol w:w="7200"/>
+      </w:tblGrid>
+      <w:tr>
+        <w:tc>
+          <w:tcPr>
+            <w:tcW w:type="dxa" w:w="2268"/>
+            <w:shd w:fill="EAF1F5"/>
+            <w:tcMar>
+              <w:top w:w="90" w:type="dxa"/>
+              <w:start w:w="90" w:type="dxa"/>
+              <w:bottom w:w="90" w:type="dxa"/>
+              <w:end w:w="90" w:type="dxa"/>
+            </w:tcMar>
+            <w:vAlign w:val="center"/>
+          </w:tcPr>
+          <w:p>
+            <w:pPr>
+              <w:spacing w:after="0"/>
+            </w:pPr>
+            <w:r>
+              <w:rPr>
+                <w:b/>
+                <w:sz w:val="18"/>
+              </w:rPr>
+              <w:t>Gesprächsleitung</w:t>
+            </w:r>
+          </w:p>
+        </w:tc>
+        <w:tc>
+          <w:tcPr>
+            <w:tcW w:type="dxa" w:w="7200"/>
+            <w:tcMar>
+              <w:top w:w="90" w:type="dxa"/>
+              <w:start w:w="90" w:type="dxa"/>
+              <w:bottom w:w="90" w:type="dxa"/>
+              <w:end w:w="90" w:type="dxa"/>
+            </w:tcMar>
+            <w:vAlign w:val="center"/>
+          </w:tcPr>
+          <w:p>
+            <w:pPr>
+              <w:spacing w:after="0"/>
+            </w:pPr>
+            <w:r>
+              <w:rPr>
+                <w:sz w:val="18"/>
+              </w:rPr>
+              <w:t>Dr. Henning Brennecke</w:t>
+            </w:r>
+          </w:p>
+        </w:tc>
+      </w:tr>
+      <w:tr>
+        <w:tc>
+          <w:tcPr>
+            <w:tcW w:type="dxa" w:w="2268"/>
+            <w:shd w:fill="EAF1F5"/>
+            <w:tcMar>
+              <w:top w:w="90" w:type="dxa"/>
+              <w:start w:w="90" w:type="dxa"/>
+              <w:bottom w:w="90" w:type="dxa"/>
+              <w:end w:w="90" w:type="dxa"/>
+            </w:tcMar>
+            <w:vAlign w:val="center"/>
+          </w:tcPr>
+          <w:p>
+            <w:pPr>
+              <w:spacing w:after="0"/>
+            </w:pPr>
+            <w:r>
+              <w:rPr>
+                <w:b/>
+                <w:sz w:val="18"/>
+              </w:rPr>
+              <w:t>Protokoll</w:t>
+            </w:r>
+          </w:p>
+        </w:tc>
+        <w:tc>
+          <w:tcPr>
+            <w:tcW w:type="dxa" w:w="7200"/>
+            <w:tcMar>
+              <w:top w:w="90" w:type="dxa"/>
+              <w:start w:w="90" w:type="dxa"/>
+              <w:bottom w:w="90" w:type="dxa"/>
+              <w:end w:w="90" w:type="dxa"/>
+            </w:tcMar>
+            <w:vAlign w:val="center"/>
+          </w:tcPr>
+          <w:p>
+            <w:pPr>
+              <w:spacing w:after="0"/>
+            </w:pPr>
+            <w:r>
+              <w:rPr>
+                <w:sz w:val="18"/>
+              </w:rPr>
+              <w:t>Lisa Wenstedt</w:t>
+            </w:r>
+          </w:p>
+        </w:tc>
+      </w:tr>
+      <w:tr>
+        <w:tc>
+          <w:tcPr>
+            <w:tcW w:type="dxa" w:w="2268"/>
+            <w:shd w:fill="EAF1F5"/>
+            <w:tcMar>
+              <w:top w:w="90" w:type="dxa"/>
+              <w:start w:w="90" w:type="dxa"/>
+              <w:bottom w:w="90" w:type="dxa"/>
+              <w:end w:w="90" w:type="dxa"/>
+            </w:tcMar>
+            <w:vAlign w:val="center"/>
+          </w:tcPr>
+          <w:p>
+            <w:pPr>
+              <w:spacing w:after="0"/>
+            </w:pPr>
+            <w:r>
+              <w:rPr>
+                <w:b/>
+                <w:sz w:val="18"/>
+              </w:rPr>
+              <w:t>Teilnehmer Mandantin</w:t>
+            </w:r>
+          </w:p>
+        </w:tc>
+        <w:tc>
+          <w:tcPr>
+            <w:tcW w:type="dxa" w:w="7200"/>
+            <w:tcMar>
+              <w:top w:w="90" w:type="dxa"/>
+              <w:start w:w="90" w:type="dxa"/>
+              <w:bottom w:w="90" w:type="dxa"/>
+              <w:end w:w="90" w:type="dxa"/>
+            </w:tcMar>
+            <w:vAlign w:val="center"/>
+          </w:tcPr>
+          <w:p>
+            <w:pPr>
+              <w:spacing w:after="0"/>
+            </w:pPr>
+            <w:r>
+              <w:rPr>
+                <w:sz w:val="18"/>
+              </w:rPr>
+              <w:t>Marlene Seifert, Dr. Clara Lehnert, Robin Mertens</w:t>
+            </w:r>
+          </w:p>
+        </w:tc>
+      </w:tr>
+      <w:tr>
+        <w:tc>
+          <w:tcPr>
+            <w:tcW w:type="dxa" w:w="2268"/>
+            <w:shd w:fill="EAF1F5"/>
+            <w:tcMar>
+              <w:top w:w="90" w:type="dxa"/>
+              <w:start w:w="90" w:type="dxa"/>
+              <w:bottom w:w="90" w:type="dxa"/>
+              <w:end w:w="90" w:type="dxa"/>
+            </w:tcMar>
+            <w:vAlign w:val="center"/>
+          </w:tcPr>
+          <w:p>
+            <w:pPr>
+              <w:spacing w:after="0"/>
+            </w:pPr>
+            <w:r>
+              <w:rPr>
+                <w:b/>
+                <w:sz w:val="18"/>
+              </w:rPr>
+              <w:t>Ziel</w:t>
+            </w:r>
+          </w:p>
+        </w:tc>
+        <w:tc>
+          <w:tcPr>
+            <w:tcW w:type="dxa" w:w="7200"/>
+            <w:tcMar>
+              <w:top w:w="90" w:type="dxa"/>
+              <w:start w:w="90" w:type="dxa"/>
+              <w:bottom w:w="90" w:type="dxa"/>
+              <w:end w:w="90" w:type="dxa"/>
+            </w:tcMar>
+            <w:vAlign w:val="center"/>
+          </w:tcPr>
+          <w:p>
+            <w:pPr>
+              <w:spacing w:after="0"/>
+            </w:pPr>
+            <w:r>
+              <w:rPr>
+                <w:sz w:val="18"/>
+              </w:rPr>
+              <w:t>Entscheidungsbedarf, Belege, technische Grenzen und verantwortliche Auskunftsträger festlegen</w:t>
+            </w:r>
+          </w:p>
+        </w:tc>
+      </w:tr>
+    </w:tbl>
+    <w:p>
+      <w:pPr>
+        <w:spacing w:after="20"/>
+      </w:pPr>
+    </w:p>
     <w:p>
       <w:pPr>
         <w:pStyle w:val="Heading1"/>
       </w:pPr>
       <w:r>
-        <w:rPr>
-          <w:rFonts w:ascii="Times New Roman" w:hAnsi="Times New Roman"/>
-        </w:rPr>
-        <w:t>Prüffragen</w:t>
+        <w:t>1. Unternehmens- und Systemgrenze</w:t>
+      </w:r>
+    </w:p>
+    <w:tbl>
+      <w:tblPr>
+        <w:tblStyle w:val="TableGrid"/>
+        <w:tblW w:type="auto" w:w="0"/>
+        <w:tblLayout w:type="fixed"/>
+        <w:tblLook w:firstColumn="1" w:firstRow="1" w:lastColumn="0" w:lastRow="0" w:noHBand="0" w:noVBand="1" w:val="04A0"/>
+      </w:tblPr>
+      <w:tblGrid>
+        <w:gridCol w:w="3515"/>
+        <w:gridCol w:w="3515"/>
+        <w:gridCol w:w="2438"/>
+      </w:tblGrid>
+      <w:tr>
+        <w:tc>
+          <w:tcPr>
+            <w:tcW w:type="dxa" w:w="3194"/>
+            <w:shd w:fill="17324D"/>
+            <w:tcMar>
+              <w:top w:w="90" w:type="dxa"/>
+              <w:start w:w="90" w:type="dxa"/>
+              <w:bottom w:w="90" w:type="dxa"/>
+              <w:end w:w="90" w:type="dxa"/>
+            </w:tcMar>
+          </w:tcPr>
+          <w:p>
+            <w:r>
+              <w:rPr>
+                <w:b/>
+                <w:color w:val="FFFFFF"/>
+                <w:sz w:val="17"/>
+              </w:rPr>
+              <w:t>Frage</w:t>
+            </w:r>
+          </w:p>
+        </w:tc>
+        <w:tc>
+          <w:tcPr>
+            <w:tcW w:type="dxa" w:w="3194"/>
+            <w:shd w:fill="17324D"/>
+            <w:tcMar>
+              <w:top w:w="90" w:type="dxa"/>
+              <w:start w:w="90" w:type="dxa"/>
+              <w:bottom w:w="90" w:type="dxa"/>
+              <w:end w:w="90" w:type="dxa"/>
+            </w:tcMar>
+          </w:tcPr>
+          <w:p>
+            <w:r>
+              <w:rPr>
+                <w:b/>
+                <w:color w:val="FFFFFF"/>
+                <w:sz w:val="17"/>
+              </w:rPr>
+              <w:t>Warum sie jetzt geklärt werden muss</w:t>
+            </w:r>
+          </w:p>
+        </w:tc>
+        <w:tc>
+          <w:tcPr>
+            <w:tcW w:type="dxa" w:w="3194"/>
+            <w:shd w:fill="17324D"/>
+            <w:tcMar>
+              <w:top w:w="90" w:type="dxa"/>
+              <w:start w:w="90" w:type="dxa"/>
+              <w:bottom w:w="90" w:type="dxa"/>
+              <w:end w:w="90" w:type="dxa"/>
+            </w:tcMar>
+          </w:tcPr>
+          <w:p>
+            <w:r>
+              <w:rPr>
+                <w:b/>
+                <w:color w:val="FFFFFF"/>
+                <w:sz w:val="17"/>
+              </w:rPr>
+              <w:t>Erwarteter Beleg</w:t>
+            </w:r>
+          </w:p>
+        </w:tc>
+      </w:tr>
+      <w:tr>
+        <w:tc>
+          <w:tcPr>
+            <w:tcW w:type="dxa" w:w="3515"/>
+            <w:tcMar>
+              <w:top w:w="90" w:type="dxa"/>
+              <w:start w:w="90" w:type="dxa"/>
+              <w:bottom w:w="90" w:type="dxa"/>
+              <w:end w:w="90" w:type="dxa"/>
+            </w:tcMar>
+            <w:vAlign w:val="top"/>
+          </w:tcPr>
+          <w:p>
+            <w:pPr>
+              <w:spacing w:after="0"/>
+            </w:pPr>
+            <w:r>
+              <w:rPr>
+                <w:sz w:val="16"/>
+              </w:rPr>
+              <w:t>Welche Rechtsträger, Standorte und Dienste gehören zum betrachteten Betrieb?</w:t>
+            </w:r>
+          </w:p>
+        </w:tc>
+        <w:tc>
+          <w:tcPr>
+            <w:tcW w:type="dxa" w:w="3515"/>
+            <w:tcMar>
+              <w:top w:w="90" w:type="dxa"/>
+              <w:start w:w="90" w:type="dxa"/>
+              <w:bottom w:w="90" w:type="dxa"/>
+              <w:end w:w="90" w:type="dxa"/>
+            </w:tcMar>
+            <w:vAlign w:val="top"/>
+          </w:tcPr>
+          <w:p>
+            <w:pPr>
+              <w:spacing w:after="0"/>
+            </w:pPr>
+            <w:r>
+              <w:rPr>
+                <w:sz w:val="16"/>
+              </w:rPr>
+              <w:t>Pflichten und technische Maßnahmen dürfen nicht auf eine unklare Konzernfläche bezogen werden.</w:t>
+            </w:r>
+          </w:p>
+        </w:tc>
+        <w:tc>
+          <w:tcPr>
+            <w:tcW w:type="dxa" w:w="2438"/>
+            <w:tcMar>
+              <w:top w:w="90" w:type="dxa"/>
+              <w:start w:w="90" w:type="dxa"/>
+              <w:bottom w:w="90" w:type="dxa"/>
+              <w:end w:w="90" w:type="dxa"/>
+            </w:tcMar>
+            <w:vAlign w:val="top"/>
+          </w:tcPr>
+          <w:p>
+            <w:pPr>
+              <w:spacing w:after="0"/>
+            </w:pPr>
+            <w:r>
+              <w:rPr>
+                <w:sz w:val="16"/>
+              </w:rPr>
+              <w:t>Organigramm, Registerdaten, Standort- und Dienstekatalog</w:t>
+            </w:r>
+          </w:p>
+        </w:tc>
+      </w:tr>
+      <w:tr>
+        <w:tc>
+          <w:tcPr>
+            <w:tcW w:type="dxa" w:w="3515"/>
+            <w:tcMar>
+              <w:top w:w="90" w:type="dxa"/>
+              <w:start w:w="90" w:type="dxa"/>
+              <w:bottom w:w="90" w:type="dxa"/>
+              <w:end w:w="90" w:type="dxa"/>
+            </w:tcMar>
+            <w:vAlign w:val="top"/>
+            <w:shd w:fill="F5F7F8"/>
+          </w:tcPr>
+          <w:p>
+            <w:pPr>
+              <w:spacing w:after="0"/>
+            </w:pPr>
+            <w:r>
+              <w:rPr>
+                <w:sz w:val="16"/>
+              </w:rPr>
+              <w:t>Welche Produktions-, ERP-, Cloud- und Fernwartungssysteme sind für den Betrieb wesentlich?</w:t>
+            </w:r>
+          </w:p>
+        </w:tc>
+        <w:tc>
+          <w:tcPr>
+            <w:tcW w:type="dxa" w:w="3515"/>
+            <w:tcMar>
+              <w:top w:w="90" w:type="dxa"/>
+              <w:start w:w="90" w:type="dxa"/>
+              <w:bottom w:w="90" w:type="dxa"/>
+              <w:end w:w="90" w:type="dxa"/>
+            </w:tcMar>
+            <w:vAlign w:val="top"/>
+            <w:shd w:fill="F5F7F8"/>
+          </w:tcPr>
+          <w:p>
+            <w:pPr>
+              <w:spacing w:after="0"/>
+            </w:pPr>
+            <w:r>
+              <w:rPr>
+                <w:sz w:val="16"/>
+              </w:rPr>
+              <w:t>Wiederanlauf und Vorfallauswirkung benötigen eine konkrete Systemliste.</w:t>
+            </w:r>
+          </w:p>
+        </w:tc>
+        <w:tc>
+          <w:tcPr>
+            <w:tcW w:type="dxa" w:w="2438"/>
+            <w:tcMar>
+              <w:top w:w="90" w:type="dxa"/>
+              <w:start w:w="90" w:type="dxa"/>
+              <w:bottom w:w="90" w:type="dxa"/>
+              <w:end w:w="90" w:type="dxa"/>
+            </w:tcMar>
+            <w:vAlign w:val="top"/>
+            <w:shd w:fill="F5F7F8"/>
+          </w:tcPr>
+          <w:p>
+            <w:pPr>
+              <w:spacing w:after="0"/>
+            </w:pPr>
+            <w:r>
+              <w:rPr>
+                <w:sz w:val="16"/>
+              </w:rPr>
+              <w:t>CMDB, Netzplan, BIA, Servicekatalog</w:t>
+            </w:r>
+          </w:p>
+        </w:tc>
+      </w:tr>
+      <w:tr>
+        <w:tc>
+          <w:tcPr>
+            <w:tcW w:type="dxa" w:w="3515"/>
+            <w:tcMar>
+              <w:top w:w="90" w:type="dxa"/>
+              <w:start w:w="90" w:type="dxa"/>
+              <w:bottom w:w="90" w:type="dxa"/>
+              <w:end w:w="90" w:type="dxa"/>
+            </w:tcMar>
+            <w:vAlign w:val="top"/>
+          </w:tcPr>
+          <w:p>
+            <w:pPr>
+              <w:spacing w:after="0"/>
+            </w:pPr>
+            <w:r>
+              <w:rPr>
+                <w:sz w:val="16"/>
+              </w:rPr>
+              <w:t>Welche Kunden- und Lieferantenverträge enthalten Sicherheits- oder Meldefristen?</w:t>
+            </w:r>
+          </w:p>
+        </w:tc>
+        <w:tc>
+          <w:tcPr>
+            <w:tcW w:type="dxa" w:w="3515"/>
+            <w:tcMar>
+              <w:top w:w="90" w:type="dxa"/>
+              <w:start w:w="90" w:type="dxa"/>
+              <w:bottom w:w="90" w:type="dxa"/>
+              <w:end w:w="90" w:type="dxa"/>
+            </w:tcMar>
+            <w:vAlign w:val="top"/>
+          </w:tcPr>
+          <w:p>
+            <w:pPr>
+              <w:spacing w:after="0"/>
+            </w:pPr>
+            <w:r>
+              <w:rPr>
+                <w:sz w:val="16"/>
+              </w:rPr>
+              <w:t>Vertragliche Fristen können neben gesetzlichen Pflichten laufen.</w:t>
+            </w:r>
+          </w:p>
+        </w:tc>
+        <w:tc>
+          <w:tcPr>
+            <w:tcW w:type="dxa" w:w="2438"/>
+            <w:tcMar>
+              <w:top w:w="90" w:type="dxa"/>
+              <w:start w:w="90" w:type="dxa"/>
+              <w:bottom w:w="90" w:type="dxa"/>
+              <w:end w:w="90" w:type="dxa"/>
+            </w:tcMar>
+            <w:vAlign w:val="top"/>
+          </w:tcPr>
+          <w:p>
+            <w:pPr>
+              <w:spacing w:after="0"/>
+            </w:pPr>
+            <w:r>
+              <w:rPr>
+                <w:sz w:val="16"/>
+              </w:rPr>
+              <w:t>Vertragsregister und SLA-Auszüge</w:t>
+            </w:r>
+          </w:p>
+        </w:tc>
+      </w:tr>
+    </w:tbl>
+    <w:p>
+      <w:pPr>
+        <w:spacing w:after="20"/>
+      </w:pPr>
+    </w:p>
+    <w:p>
+      <w:pPr>
+        <w:pStyle w:val="Heading1"/>
+      </w:pPr>
+      <w:r>
+        <w:t>2. VPN-Vorgang vom 7. Mai 2026</w:t>
+      </w:r>
+    </w:p>
+    <w:tbl>
+      <w:tblPr>
+        <w:tblStyle w:val="TableGrid"/>
+        <w:tblW w:type="auto" w:w="0"/>
+        <w:tblLayout w:type="fixed"/>
+        <w:tblLook w:firstColumn="1" w:firstRow="1" w:lastColumn="0" w:lastRow="0" w:noHBand="0" w:noVBand="1" w:val="04A0"/>
+      </w:tblPr>
+      <w:tblGrid>
+        <w:gridCol w:w="3969"/>
+        <w:gridCol w:w="2438"/>
+        <w:gridCol w:w="3061"/>
+      </w:tblGrid>
+      <w:tr>
+        <w:tc>
+          <w:tcPr>
+            <w:tcW w:type="dxa" w:w="3194"/>
+            <w:shd w:fill="17324D"/>
+            <w:tcMar>
+              <w:top w:w="90" w:type="dxa"/>
+              <w:start w:w="90" w:type="dxa"/>
+              <w:bottom w:w="90" w:type="dxa"/>
+              <w:end w:w="90" w:type="dxa"/>
+            </w:tcMar>
+          </w:tcPr>
+          <w:p>
+            <w:r>
+              <w:rPr>
+                <w:b/>
+                <w:color w:val="FFFFFF"/>
+                <w:sz w:val="17"/>
+              </w:rPr>
+              <w:t>Frage</w:t>
+            </w:r>
+          </w:p>
+        </w:tc>
+        <w:tc>
+          <w:tcPr>
+            <w:tcW w:type="dxa" w:w="3194"/>
+            <w:shd w:fill="17324D"/>
+            <w:tcMar>
+              <w:top w:w="90" w:type="dxa"/>
+              <w:start w:w="90" w:type="dxa"/>
+              <w:bottom w:w="90" w:type="dxa"/>
+              <w:end w:w="90" w:type="dxa"/>
+            </w:tcMar>
+          </w:tcPr>
+          <w:p>
+            <w:r>
+              <w:rPr>
+                <w:b/>
+                <w:color w:val="FFFFFF"/>
+                <w:sz w:val="17"/>
+              </w:rPr>
+              <w:t>Auskunftsträger</w:t>
+            </w:r>
+          </w:p>
+        </w:tc>
+        <w:tc>
+          <w:tcPr>
+            <w:tcW w:type="dxa" w:w="3194"/>
+            <w:shd w:fill="17324D"/>
+            <w:tcMar>
+              <w:top w:w="90" w:type="dxa"/>
+              <w:start w:w="90" w:type="dxa"/>
+              <w:bottom w:w="90" w:type="dxa"/>
+              <w:end w:w="90" w:type="dxa"/>
+            </w:tcMar>
+          </w:tcPr>
+          <w:p>
+            <w:r>
+              <w:rPr>
+                <w:b/>
+                <w:color w:val="FFFFFF"/>
+                <w:sz w:val="17"/>
+              </w:rPr>
+              <w:t>Beleg oder Log</w:t>
+            </w:r>
+          </w:p>
+        </w:tc>
+      </w:tr>
+      <w:tr>
+        <w:tc>
+          <w:tcPr>
+            <w:tcW w:type="dxa" w:w="3969"/>
+            <w:tcMar>
+              <w:top w:w="90" w:type="dxa"/>
+              <w:start w:w="90" w:type="dxa"/>
+              <w:bottom w:w="90" w:type="dxa"/>
+              <w:end w:w="90" w:type="dxa"/>
+            </w:tcMar>
+            <w:vAlign w:val="top"/>
+          </w:tcPr>
+          <w:p>
+            <w:pPr>
+              <w:spacing w:after="0"/>
+            </w:pPr>
+            <w:r>
+              <w:rPr>
+                <w:sz w:val="16"/>
+              </w:rPr>
+              <w:t>Welches Konto meldete sich von welcher Adresse an, und welche Systeme wurden erreicht?</w:t>
+            </w:r>
+          </w:p>
+        </w:tc>
+        <w:tc>
+          <w:tcPr>
+            <w:tcW w:type="dxa" w:w="2438"/>
+            <w:tcMar>
+              <w:top w:w="90" w:type="dxa"/>
+              <w:start w:w="90" w:type="dxa"/>
+              <w:bottom w:w="90" w:type="dxa"/>
+              <w:end w:w="90" w:type="dxa"/>
+            </w:tcMar>
+            <w:vAlign w:val="top"/>
+          </w:tcPr>
+          <w:p>
+            <w:pPr>
+              <w:spacing w:after="0"/>
+            </w:pPr>
+            <w:r>
+              <w:rPr>
+                <w:sz w:val="16"/>
+              </w:rPr>
+              <w:t>SOC und Netzwerkbetrieb</w:t>
+            </w:r>
+          </w:p>
+        </w:tc>
+        <w:tc>
+          <w:tcPr>
+            <w:tcW w:type="dxa" w:w="3061"/>
+            <w:tcMar>
+              <w:top w:w="90" w:type="dxa"/>
+              <w:start w:w="90" w:type="dxa"/>
+              <w:bottom w:w="90" w:type="dxa"/>
+              <w:end w:w="90" w:type="dxa"/>
+            </w:tcMar>
+            <w:vAlign w:val="top"/>
+          </w:tcPr>
+          <w:p>
+            <w:pPr>
+              <w:spacing w:after="0"/>
+            </w:pPr>
+            <w:r>
+              <w:rPr>
+                <w:sz w:val="16"/>
+              </w:rPr>
+              <w:t>SIEM-Export, VPN- und Firewall-Logs</w:t>
+            </w:r>
+          </w:p>
+        </w:tc>
+      </w:tr>
+      <w:tr>
+        <w:tc>
+          <w:tcPr>
+            <w:tcW w:type="dxa" w:w="3969"/>
+            <w:tcMar>
+              <w:top w:w="90" w:type="dxa"/>
+              <w:start w:w="90" w:type="dxa"/>
+              <w:bottom w:w="90" w:type="dxa"/>
+              <w:end w:w="90" w:type="dxa"/>
+            </w:tcMar>
+            <w:vAlign w:val="top"/>
+            <w:shd w:fill="F5F7F8"/>
+          </w:tcPr>
+          <w:p>
+            <w:pPr>
+              <w:spacing w:after="0"/>
+            </w:pPr>
+            <w:r>
+              <w:rPr>
+                <w:sz w:val="16"/>
+              </w:rPr>
+              <w:t>Gab es einen konkreten Wartungsauftrag oder eine telefonische Freigabe?</w:t>
+            </w:r>
+          </w:p>
+        </w:tc>
+        <w:tc>
+          <w:tcPr>
+            <w:tcW w:type="dxa" w:w="2438"/>
+            <w:tcMar>
+              <w:top w:w="90" w:type="dxa"/>
+              <w:start w:w="90" w:type="dxa"/>
+              <w:bottom w:w="90" w:type="dxa"/>
+              <w:end w:w="90" w:type="dxa"/>
+            </w:tcMar>
+            <w:vAlign w:val="top"/>
+            <w:shd w:fill="F5F7F8"/>
+          </w:tcPr>
+          <w:p>
+            <w:pPr>
+              <w:spacing w:after="0"/>
+            </w:pPr>
+            <w:r>
+              <w:rPr>
+                <w:sz w:val="16"/>
+              </w:rPr>
+              <w:t>Instandhaltung und Frankenturm</w:t>
+            </w:r>
+          </w:p>
+        </w:tc>
+        <w:tc>
+          <w:tcPr>
+            <w:tcW w:type="dxa" w:w="3061"/>
+            <w:tcMar>
+              <w:top w:w="90" w:type="dxa"/>
+              <w:start w:w="90" w:type="dxa"/>
+              <w:bottom w:w="90" w:type="dxa"/>
+              <w:end w:w="90" w:type="dxa"/>
+            </w:tcMar>
+            <w:vAlign w:val="top"/>
+            <w:shd w:fill="F5F7F8"/>
+          </w:tcPr>
+          <w:p>
+            <w:pPr>
+              <w:spacing w:after="0"/>
+            </w:pPr>
+            <w:r>
+              <w:rPr>
+                <w:sz w:val="16"/>
+              </w:rPr>
+              <w:t>Ticket, Auftrag, Gesprächsnotiz</w:t>
+            </w:r>
+          </w:p>
+        </w:tc>
+      </w:tr>
+      <w:tr>
+        <w:tc>
+          <w:tcPr>
+            <w:tcW w:type="dxa" w:w="3969"/>
+            <w:tcMar>
+              <w:top w:w="90" w:type="dxa"/>
+              <w:start w:w="90" w:type="dxa"/>
+              <w:bottom w:w="90" w:type="dxa"/>
+              <w:end w:w="90" w:type="dxa"/>
+            </w:tcMar>
+            <w:vAlign w:val="top"/>
+          </w:tcPr>
+          <w:p>
+            <w:pPr>
+              <w:spacing w:after="0"/>
+            </w:pPr>
+            <w:r>
+              <w:rPr>
+                <w:sz w:val="16"/>
+              </w:rPr>
+              <w:t>Wurde die Session beendet, gesperrt oder weiter beobachtet?</w:t>
+            </w:r>
+          </w:p>
+        </w:tc>
+        <w:tc>
+          <w:tcPr>
+            <w:tcW w:type="dxa" w:w="2438"/>
+            <w:tcMar>
+              <w:top w:w="90" w:type="dxa"/>
+              <w:start w:w="90" w:type="dxa"/>
+              <w:bottom w:w="90" w:type="dxa"/>
+              <w:end w:w="90" w:type="dxa"/>
+            </w:tcMar>
+            <w:vAlign w:val="top"/>
+          </w:tcPr>
+          <w:p>
+            <w:pPr>
+              <w:spacing w:after="0"/>
+            </w:pPr>
+            <w:r>
+              <w:rPr>
+                <w:sz w:val="16"/>
+              </w:rPr>
+              <w:t>SOC-Leitung</w:t>
+            </w:r>
+          </w:p>
+        </w:tc>
+        <w:tc>
+          <w:tcPr>
+            <w:tcW w:type="dxa" w:w="3061"/>
+            <w:tcMar>
+              <w:top w:w="90" w:type="dxa"/>
+              <w:start w:w="90" w:type="dxa"/>
+              <w:bottom w:w="90" w:type="dxa"/>
+              <w:end w:w="90" w:type="dxa"/>
+            </w:tcMar>
+            <w:vAlign w:val="top"/>
+          </w:tcPr>
+          <w:p>
+            <w:pPr>
+              <w:spacing w:after="0"/>
+            </w:pPr>
+            <w:r>
+              <w:rPr>
+                <w:sz w:val="16"/>
+              </w:rPr>
+              <w:t>Incident-Timeline und Ticketstatus</w:t>
+            </w:r>
+          </w:p>
+        </w:tc>
+      </w:tr>
+      <w:tr>
+        <w:tc>
+          <w:tcPr>
+            <w:tcW w:type="dxa" w:w="3969"/>
+            <w:tcMar>
+              <w:top w:w="90" w:type="dxa"/>
+              <w:start w:w="90" w:type="dxa"/>
+              <w:bottom w:w="90" w:type="dxa"/>
+              <w:end w:w="90" w:type="dxa"/>
+            </w:tcMar>
+            <w:vAlign w:val="top"/>
+            <w:shd w:fill="F5F7F8"/>
+          </w:tcPr>
+          <w:p>
+            <w:pPr>
+              <w:spacing w:after="0"/>
+            </w:pPr>
+            <w:r>
+              <w:rPr>
+                <w:sz w:val="16"/>
+              </w:rPr>
+              <w:t>Sind Daten abgeflossen oder Konfigurationen verändert worden?</w:t>
+            </w:r>
+          </w:p>
+        </w:tc>
+        <w:tc>
+          <w:tcPr>
+            <w:tcW w:type="dxa" w:w="2438"/>
+            <w:tcMar>
+              <w:top w:w="90" w:type="dxa"/>
+              <w:start w:w="90" w:type="dxa"/>
+              <w:bottom w:w="90" w:type="dxa"/>
+              <w:end w:w="90" w:type="dxa"/>
+            </w:tcMar>
+            <w:vAlign w:val="top"/>
+            <w:shd w:fill="F5F7F8"/>
+          </w:tcPr>
+          <w:p>
+            <w:pPr>
+              <w:spacing w:after="0"/>
+            </w:pPr>
+            <w:r>
+              <w:rPr>
+                <w:sz w:val="16"/>
+              </w:rPr>
+              <w:t>Forensik</w:t>
+            </w:r>
+          </w:p>
+        </w:tc>
+        <w:tc>
+          <w:tcPr>
+            <w:tcW w:type="dxa" w:w="3061"/>
+            <w:tcMar>
+              <w:top w:w="90" w:type="dxa"/>
+              <w:start w:w="90" w:type="dxa"/>
+              <w:bottom w:w="90" w:type="dxa"/>
+              <w:end w:w="90" w:type="dxa"/>
+            </w:tcMar>
+            <w:vAlign w:val="top"/>
+            <w:shd w:fill="F5F7F8"/>
+          </w:tcPr>
+          <w:p>
+            <w:pPr>
+              <w:spacing w:after="0"/>
+            </w:pPr>
+            <w:r>
+              <w:rPr>
+                <w:sz w:val="16"/>
+              </w:rPr>
+              <w:t>EDR-, DLP- und Dateiänderungsprotokolle</w:t>
+            </w:r>
+          </w:p>
+        </w:tc>
+      </w:tr>
+      <w:tr>
+        <w:tc>
+          <w:tcPr>
+            <w:tcW w:type="dxa" w:w="3969"/>
+            <w:tcMar>
+              <w:top w:w="90" w:type="dxa"/>
+              <w:start w:w="90" w:type="dxa"/>
+              <w:bottom w:w="90" w:type="dxa"/>
+              <w:end w:w="90" w:type="dxa"/>
+            </w:tcMar>
+            <w:vAlign w:val="top"/>
+          </w:tcPr>
+          <w:p>
+            <w:pPr>
+              <w:spacing w:after="0"/>
+            </w:pPr>
+            <w:r>
+              <w:rPr>
+                <w:sz w:val="16"/>
+              </w:rPr>
+              <w:t>Welche Benachrichtigungen wurden intern oder extern bereits versandt?</w:t>
+            </w:r>
+          </w:p>
+        </w:tc>
+        <w:tc>
+          <w:tcPr>
+            <w:tcW w:type="dxa" w:w="2438"/>
+            <w:tcMar>
+              <w:top w:w="90" w:type="dxa"/>
+              <w:start w:w="90" w:type="dxa"/>
+              <w:bottom w:w="90" w:type="dxa"/>
+              <w:end w:w="90" w:type="dxa"/>
+            </w:tcMar>
+            <w:vAlign w:val="top"/>
+          </w:tcPr>
+          <w:p>
+            <w:pPr>
+              <w:spacing w:after="0"/>
+            </w:pPr>
+            <w:r>
+              <w:rPr>
+                <w:sz w:val="16"/>
+              </w:rPr>
+              <w:t>CISO und Recht</w:t>
+            </w:r>
+          </w:p>
+        </w:tc>
+        <w:tc>
+          <w:tcPr>
+            <w:tcW w:type="dxa" w:w="3061"/>
+            <w:tcMar>
+              <w:top w:w="90" w:type="dxa"/>
+              <w:start w:w="90" w:type="dxa"/>
+              <w:bottom w:w="90" w:type="dxa"/>
+              <w:end w:w="90" w:type="dxa"/>
+            </w:tcMar>
+            <w:vAlign w:val="top"/>
+          </w:tcPr>
+          <w:p>
+            <w:pPr>
+              <w:spacing w:after="0"/>
+            </w:pPr>
+            <w:r>
+              <w:rPr>
+                <w:sz w:val="16"/>
+              </w:rPr>
+              <w:t>Mailjournal und Versandnachweise</w:t>
+            </w:r>
+          </w:p>
+        </w:tc>
+      </w:tr>
+    </w:tbl>
+    <w:p>
+      <w:pPr>
+        <w:spacing w:after="20"/>
+      </w:pPr>
+    </w:p>
+    <w:p>
+      <w:pPr>
+        <w:pStyle w:val="Heading1"/>
+      </w:pPr>
+      <w:r>
+        <w:t>3. Rollouts und Überwachungsfunktionen</w:t>
+      </w:r>
+    </w:p>
+    <w:tbl>
+      <w:tblPr>
+        <w:tblStyle w:val="TableGrid"/>
+        <w:tblW w:type="auto" w:w="0"/>
+        <w:tblLayout w:type="fixed"/>
+        <w:tblLook w:firstColumn="1" w:firstRow="1" w:lastColumn="0" w:lastRow="0" w:noHBand="0" w:noVBand="1" w:val="04A0"/>
+      </w:tblPr>
+      <w:tblGrid>
+        <w:gridCol w:w="1871"/>
+        <w:gridCol w:w="4082"/>
+        <w:gridCol w:w="3515"/>
+      </w:tblGrid>
+      <w:tr>
+        <w:tc>
+          <w:tcPr>
+            <w:tcW w:type="dxa" w:w="3194"/>
+            <w:shd w:fill="17324D"/>
+            <w:tcMar>
+              <w:top w:w="90" w:type="dxa"/>
+              <w:start w:w="90" w:type="dxa"/>
+              <w:bottom w:w="90" w:type="dxa"/>
+              <w:end w:w="90" w:type="dxa"/>
+            </w:tcMar>
+          </w:tcPr>
+          <w:p>
+            <w:r>
+              <w:rPr>
+                <w:b/>
+                <w:color w:val="FFFFFF"/>
+                <w:sz w:val="17"/>
+              </w:rPr>
+              <w:t>Thema</w:t>
+            </w:r>
+          </w:p>
+        </w:tc>
+        <w:tc>
+          <w:tcPr>
+            <w:tcW w:type="dxa" w:w="3194"/>
+            <w:shd w:fill="17324D"/>
+            <w:tcMar>
+              <w:top w:w="90" w:type="dxa"/>
+              <w:start w:w="90" w:type="dxa"/>
+              <w:bottom w:w="90" w:type="dxa"/>
+              <w:end w:w="90" w:type="dxa"/>
+            </w:tcMar>
+          </w:tcPr>
+          <w:p>
+            <w:r>
+              <w:rPr>
+                <w:b/>
+                <w:color w:val="FFFFFF"/>
+                <w:sz w:val="17"/>
+              </w:rPr>
+              <w:t>Konkrete Rückfrage</w:t>
+            </w:r>
+          </w:p>
+        </w:tc>
+        <w:tc>
+          <w:tcPr>
+            <w:tcW w:type="dxa" w:w="3194"/>
+            <w:shd w:fill="17324D"/>
+            <w:tcMar>
+              <w:top w:w="90" w:type="dxa"/>
+              <w:start w:w="90" w:type="dxa"/>
+              <w:bottom w:w="90" w:type="dxa"/>
+              <w:end w:w="90" w:type="dxa"/>
+            </w:tcMar>
+          </w:tcPr>
+          <w:p>
+            <w:r>
+              <w:rPr>
+                <w:b/>
+                <w:color w:val="FFFFFF"/>
+                <w:sz w:val="17"/>
+              </w:rPr>
+              <w:t>Entscheidungsrelevanter Nachweis</w:t>
+            </w:r>
+          </w:p>
+        </w:tc>
+      </w:tr>
+      <w:tr>
+        <w:tc>
+          <w:tcPr>
+            <w:tcW w:type="dxa" w:w="1871"/>
+            <w:tcMar>
+              <w:top w:w="90" w:type="dxa"/>
+              <w:start w:w="90" w:type="dxa"/>
+              <w:bottom w:w="90" w:type="dxa"/>
+              <w:end w:w="90" w:type="dxa"/>
+            </w:tcMar>
+            <w:vAlign w:val="top"/>
+          </w:tcPr>
+          <w:p>
+            <w:pPr>
+              <w:spacing w:after="0"/>
+            </w:pPr>
+            <w:r>
+              <w:rPr>
+                <w:sz w:val="16"/>
+              </w:rPr>
+              <w:t>Slack</w:t>
+            </w:r>
+          </w:p>
+        </w:tc>
+        <w:tc>
+          <w:tcPr>
+            <w:tcW w:type="dxa" w:w="4082"/>
+            <w:tcMar>
+              <w:top w:w="90" w:type="dxa"/>
+              <w:start w:w="90" w:type="dxa"/>
+              <w:bottom w:w="90" w:type="dxa"/>
+              <w:end w:w="90" w:type="dxa"/>
+            </w:tcMar>
+            <w:vAlign w:val="top"/>
+          </w:tcPr>
+          <w:p>
+            <w:pPr>
+              <w:spacing w:after="0"/>
+            </w:pPr>
+            <w:r>
+              <w:rPr>
+                <w:sz w:val="16"/>
+              </w:rPr>
+              <w:t>Welche Daten dürfen in externe Kanäle, wer lädt Gäste ein, wie lange bleiben Inhalte erhalten?</w:t>
+            </w:r>
+          </w:p>
+        </w:tc>
+        <w:tc>
+          <w:tcPr>
+            <w:tcW w:type="dxa" w:w="3515"/>
+            <w:tcMar>
+              <w:top w:w="90" w:type="dxa"/>
+              <w:start w:w="90" w:type="dxa"/>
+              <w:bottom w:w="90" w:type="dxa"/>
+              <w:end w:w="90" w:type="dxa"/>
+            </w:tcMar>
+            <w:vAlign w:val="top"/>
+          </w:tcPr>
+          <w:p>
+            <w:pPr>
+              <w:spacing w:after="0"/>
+            </w:pPr>
+            <w:r>
+              <w:rPr>
+                <w:sz w:val="16"/>
+              </w:rPr>
+              <w:t>Konfiguration, Rollenexport, Datenklassen, Löschregel</w:t>
+            </w:r>
+          </w:p>
+        </w:tc>
+      </w:tr>
+      <w:tr>
+        <w:tc>
+          <w:tcPr>
+            <w:tcW w:type="dxa" w:w="1871"/>
+            <w:tcMar>
+              <w:top w:w="90" w:type="dxa"/>
+              <w:start w:w="90" w:type="dxa"/>
+              <w:bottom w:w="90" w:type="dxa"/>
+              <w:end w:w="90" w:type="dxa"/>
+            </w:tcMar>
+            <w:vAlign w:val="top"/>
+            <w:shd w:fill="F5F7F8"/>
+          </w:tcPr>
+          <w:p>
+            <w:pPr>
+              <w:spacing w:after="0"/>
+            </w:pPr>
+            <w:r>
+              <w:rPr>
+                <w:sz w:val="16"/>
+              </w:rPr>
+              <w:t>MDM</w:t>
+            </w:r>
+          </w:p>
+        </w:tc>
+        <w:tc>
+          <w:tcPr>
+            <w:tcW w:type="dxa" w:w="4082"/>
+            <w:tcMar>
+              <w:top w:w="90" w:type="dxa"/>
+              <w:start w:w="90" w:type="dxa"/>
+              <w:bottom w:w="90" w:type="dxa"/>
+              <w:end w:w="90" w:type="dxa"/>
+            </w:tcMar>
+            <w:vAlign w:val="top"/>
+            <w:shd w:fill="F5F7F8"/>
+          </w:tcPr>
+          <w:p>
+            <w:pPr>
+              <w:spacing w:after="0"/>
+            </w:pPr>
+            <w:r>
+              <w:rPr>
+                <w:sz w:val="16"/>
+              </w:rPr>
+              <w:t>Welche Geräte, Apps, Standort- und Protokolldaten sind sichtbar?</w:t>
+            </w:r>
+          </w:p>
+        </w:tc>
+        <w:tc>
+          <w:tcPr>
+            <w:tcW w:type="dxa" w:w="3515"/>
+            <w:tcMar>
+              <w:top w:w="90" w:type="dxa"/>
+              <w:start w:w="90" w:type="dxa"/>
+              <w:bottom w:w="90" w:type="dxa"/>
+              <w:end w:w="90" w:type="dxa"/>
+            </w:tcMar>
+            <w:vAlign w:val="top"/>
+            <w:shd w:fill="F5F7F8"/>
+          </w:tcPr>
+          <w:p>
+            <w:pPr>
+              <w:spacing w:after="0"/>
+            </w:pPr>
+            <w:r>
+              <w:rPr>
+                <w:sz w:val="16"/>
+              </w:rPr>
+              <w:t>Profilbeschreibung, Gerätebestand, Adminrollen</w:t>
+            </w:r>
+          </w:p>
+        </w:tc>
+      </w:tr>
+      <w:tr>
+        <w:tc>
+          <w:tcPr>
+            <w:tcW w:type="dxa" w:w="1871"/>
+            <w:tcMar>
+              <w:top w:w="90" w:type="dxa"/>
+              <w:start w:w="90" w:type="dxa"/>
+              <w:bottom w:w="90" w:type="dxa"/>
+              <w:end w:w="90" w:type="dxa"/>
+            </w:tcMar>
+            <w:vAlign w:val="top"/>
+          </w:tcPr>
+          <w:p>
+            <w:pPr>
+              <w:spacing w:after="0"/>
+            </w:pPr>
+            <w:r>
+              <w:rPr>
+                <w:sz w:val="16"/>
+              </w:rPr>
+              <w:t>AirTags</w:t>
+            </w:r>
+          </w:p>
+        </w:tc>
+        <w:tc>
+          <w:tcPr>
+            <w:tcW w:type="dxa" w:w="4082"/>
+            <w:tcMar>
+              <w:top w:w="90" w:type="dxa"/>
+              <w:start w:w="90" w:type="dxa"/>
+              <w:bottom w:w="90" w:type="dxa"/>
+              <w:end w:w="90" w:type="dxa"/>
+            </w:tcMar>
+            <w:vAlign w:val="top"/>
+          </w:tcPr>
+          <w:p>
+            <w:pPr>
+              <w:spacing w:after="0"/>
+            </w:pPr>
+            <w:r>
+              <w:rPr>
+                <w:sz w:val="16"/>
+              </w:rPr>
+              <w:t>An welchem Gegenstand sind sie befestigt, wer sieht Standorte, wann werden sie entfernt?</w:t>
+            </w:r>
+          </w:p>
+        </w:tc>
+        <w:tc>
+          <w:tcPr>
+            <w:tcW w:type="dxa" w:w="3515"/>
+            <w:tcMar>
+              <w:top w:w="90" w:type="dxa"/>
+              <w:start w:w="90" w:type="dxa"/>
+              <w:bottom w:w="90" w:type="dxa"/>
+              <w:end w:w="90" w:type="dxa"/>
+            </w:tcMar>
+            <w:vAlign w:val="top"/>
+          </w:tcPr>
+          <w:p>
+            <w:pPr>
+              <w:spacing w:after="0"/>
+            </w:pPr>
+            <w:r>
+              <w:rPr>
+                <w:sz w:val="16"/>
+              </w:rPr>
+              <w:t>Seriennummernliste, Ausgabeprotokoll, Zugriffsscreenshot</w:t>
+            </w:r>
+          </w:p>
+        </w:tc>
+      </w:tr>
+      <w:tr>
+        <w:tc>
+          <w:tcPr>
+            <w:tcW w:type="dxa" w:w="1871"/>
+            <w:tcMar>
+              <w:top w:w="90" w:type="dxa"/>
+              <w:start w:w="90" w:type="dxa"/>
+              <w:bottom w:w="90" w:type="dxa"/>
+              <w:end w:w="90" w:type="dxa"/>
+            </w:tcMar>
+            <w:vAlign w:val="top"/>
+            <w:shd w:fill="F5F7F8"/>
+          </w:tcPr>
+          <w:p>
+            <w:pPr>
+              <w:spacing w:after="0"/>
+            </w:pPr>
+            <w:r>
+              <w:rPr>
+                <w:sz w:val="16"/>
+              </w:rPr>
+              <w:t>SIEM</w:t>
+            </w:r>
+          </w:p>
+        </w:tc>
+        <w:tc>
+          <w:tcPr>
+            <w:tcW w:type="dxa" w:w="4082"/>
+            <w:tcMar>
+              <w:top w:w="90" w:type="dxa"/>
+              <w:start w:w="90" w:type="dxa"/>
+              <w:bottom w:w="90" w:type="dxa"/>
+              <w:end w:w="90" w:type="dxa"/>
+            </w:tcMar>
+            <w:vAlign w:val="top"/>
+            <w:shd w:fill="F5F7F8"/>
+          </w:tcPr>
+          <w:p>
+            <w:pPr>
+              <w:spacing w:after="0"/>
+            </w:pPr>
+            <w:r>
+              <w:rPr>
+                <w:sz w:val="16"/>
+              </w:rPr>
+              <w:t>Welche Regeln erfassen Beschäftigtenaktivität und wie werden Fehlalarme bearbeitet?</w:t>
+            </w:r>
+          </w:p>
+        </w:tc>
+        <w:tc>
+          <w:tcPr>
+            <w:tcW w:type="dxa" w:w="3515"/>
+            <w:tcMar>
+              <w:top w:w="90" w:type="dxa"/>
+              <w:start w:w="90" w:type="dxa"/>
+              <w:bottom w:w="90" w:type="dxa"/>
+              <w:end w:w="90" w:type="dxa"/>
+            </w:tcMar>
+            <w:vAlign w:val="top"/>
+            <w:shd w:fill="F5F7F8"/>
+          </w:tcPr>
+          <w:p>
+            <w:pPr>
+              <w:spacing w:after="0"/>
+            </w:pPr>
+            <w:r>
+              <w:rPr>
+                <w:sz w:val="16"/>
+              </w:rPr>
+              <w:t>Use-Case-Katalog, Berechtigung, Aufbewahrung</w:t>
+            </w:r>
+          </w:p>
+        </w:tc>
+      </w:tr>
+    </w:tbl>
+    <w:p>
+      <w:pPr>
+        <w:spacing w:after="20"/>
+      </w:pPr>
+    </w:p>
+    <w:p>
+      <w:pPr>
+        <w:pStyle w:val="Heading1"/>
+      </w:pPr>
+      <w:r>
+        <w:t>4. Wiederanlauf und Schlüsselverwaltung</w:t>
       </w:r>
     </w:p>
     <w:p>
       <w:pPr>
-        <w:pStyle w:val="ListNumber"/>
+        <w:widowControl/>
       </w:pPr>
       <w:r>
-        <w:t>Welche Entscheidung soll am Ende unterschrieben werden?</w:t>
+        <w:t>Für jedes getestete System sind Ausgangszustand, Sicherungsstand, Startzeit, Wiederherstellungszeit, Datenverlust, Abbruchgrund und Abnahme durch den Fachbereich zu erfragen. Beim Code Signing sind Zertifikatsinhaber, Ablaufdatum, Speicherort des privaten Schlüssels, berechtigte Konten, Rotationsplan und Rollback zu dokumentieren.</w:t>
       </w:r>
     </w:p>
     <w:p>
       <w:pPr>
-        <w:pStyle w:val="ListNumber"/>
+        <w:pStyle w:val="Heading1"/>
       </w:pPr>
       <w:r>
-        <w:t>Welche Unterlagen fehlen noch wirklich?</w:t>
+        <w:t>5. Abschluss des Gesprächs</w:t>
       </w:r>
+    </w:p>
+    <w:tbl>
+      <w:tblPr>
+        <w:tblStyle w:val="TableGrid"/>
+        <w:tblW w:type="auto" w:w="0"/>
+        <w:tblLayout w:type="fixed"/>
+        <w:tblLook w:firstColumn="1" w:firstRow="1" w:lastColumn="0" w:lastRow="0" w:noHBand="0" w:noVBand="1" w:val="04A0"/>
+      </w:tblPr>
+      <w:tblGrid>
+        <w:gridCol w:w="5102"/>
+        <w:gridCol w:w="4535"/>
+      </w:tblGrid>
+      <w:tr>
+        <w:tc>
+          <w:tcPr>
+            <w:tcW w:type="dxa" w:w="4790"/>
+            <w:shd w:fill="17324D"/>
+            <w:tcMar>
+              <w:top w:w="90" w:type="dxa"/>
+              <w:start w:w="90" w:type="dxa"/>
+              <w:bottom w:w="90" w:type="dxa"/>
+              <w:end w:w="90" w:type="dxa"/>
+            </w:tcMar>
+          </w:tcPr>
+          <w:p>
+            <w:r>
+              <w:rPr>
+                <w:b/>
+                <w:color w:val="FFFFFF"/>
+                <w:sz w:val="17"/>
+              </w:rPr>
+              <w:t>Festzuhalten</w:t>
+            </w:r>
+          </w:p>
+        </w:tc>
+        <w:tc>
+          <w:tcPr>
+            <w:tcW w:type="dxa" w:w="4790"/>
+            <w:shd w:fill="17324D"/>
+            <w:tcMar>
+              <w:top w:w="90" w:type="dxa"/>
+              <w:start w:w="90" w:type="dxa"/>
+              <w:bottom w:w="90" w:type="dxa"/>
+              <w:end w:w="90" w:type="dxa"/>
+            </w:tcMar>
+          </w:tcPr>
+          <w:p>
+            <w:r>
+              <w:rPr>
+                <w:b/>
+                <w:color w:val="FFFFFF"/>
+                <w:sz w:val="17"/>
+              </w:rPr>
+              <w:t>Form</w:t>
+            </w:r>
+          </w:p>
+        </w:tc>
+      </w:tr>
+      <w:tr>
+        <w:tc>
+          <w:tcPr>
+            <w:tcW w:type="dxa" w:w="5102"/>
+            <w:tcMar>
+              <w:top w:w="90" w:type="dxa"/>
+              <w:start w:w="90" w:type="dxa"/>
+              <w:bottom w:w="90" w:type="dxa"/>
+              <w:end w:w="90" w:type="dxa"/>
+            </w:tcMar>
+            <w:vAlign w:val="top"/>
+          </w:tcPr>
+          <w:p>
+            <w:pPr>
+              <w:spacing w:after="0"/>
+            </w:pPr>
+            <w:r>
+              <w:rPr>
+                <w:sz w:val="16"/>
+              </w:rPr>
+              <w:t>Eine Entscheidung, die der Vorstand am 29. Mai tatsächlich treffen soll</w:t>
+            </w:r>
+          </w:p>
+        </w:tc>
+        <w:tc>
+          <w:tcPr>
+            <w:tcW w:type="dxa" w:w="4535"/>
+            <w:tcMar>
+              <w:top w:w="90" w:type="dxa"/>
+              <w:start w:w="90" w:type="dxa"/>
+              <w:bottom w:w="90" w:type="dxa"/>
+              <w:end w:w="90" w:type="dxa"/>
+            </w:tcMar>
+            <w:vAlign w:val="top"/>
+          </w:tcPr>
+          <w:p>
+            <w:pPr>
+              <w:spacing w:after="0"/>
+            </w:pPr>
+            <w:r>
+              <w:rPr>
+                <w:sz w:val="16"/>
+              </w:rPr>
+              <w:t>Beschlussfrage in einem Satz</w:t>
+            </w:r>
+          </w:p>
+        </w:tc>
+      </w:tr>
+      <w:tr>
+        <w:tc>
+          <w:tcPr>
+            <w:tcW w:type="dxa" w:w="5102"/>
+            <w:tcMar>
+              <w:top w:w="90" w:type="dxa"/>
+              <w:start w:w="90" w:type="dxa"/>
+              <w:bottom w:w="90" w:type="dxa"/>
+              <w:end w:w="90" w:type="dxa"/>
+            </w:tcMar>
+            <w:vAlign w:val="top"/>
+            <w:shd w:fill="F5F7F8"/>
+          </w:tcPr>
+          <w:p>
+            <w:pPr>
+              <w:spacing w:after="0"/>
+            </w:pPr>
+            <w:r>
+              <w:rPr>
+                <w:sz w:val="16"/>
+              </w:rPr>
+              <w:t>Jede noch offene technische Behauptung</w:t>
+            </w:r>
+          </w:p>
+        </w:tc>
+        <w:tc>
+          <w:tcPr>
+            <w:tcW w:type="dxa" w:w="4535"/>
+            <w:tcMar>
+              <w:top w:w="90" w:type="dxa"/>
+              <w:start w:w="90" w:type="dxa"/>
+              <w:bottom w:w="90" w:type="dxa"/>
+              <w:end w:w="90" w:type="dxa"/>
+            </w:tcMar>
+            <w:vAlign w:val="top"/>
+            <w:shd w:fill="F5F7F8"/>
+          </w:tcPr>
+          <w:p>
+            <w:pPr>
+              <w:spacing w:after="0"/>
+            </w:pPr>
+            <w:r>
+              <w:rPr>
+                <w:sz w:val="16"/>
+              </w:rPr>
+              <w:t>Lücke mit Auskunftsträger und Liefertermin</w:t>
+            </w:r>
+          </w:p>
+        </w:tc>
+      </w:tr>
+      <w:tr>
+        <w:tc>
+          <w:tcPr>
+            <w:tcW w:type="dxa" w:w="5102"/>
+            <w:tcMar>
+              <w:top w:w="90" w:type="dxa"/>
+              <w:start w:w="90" w:type="dxa"/>
+              <w:bottom w:w="90" w:type="dxa"/>
+              <w:end w:w="90" w:type="dxa"/>
+            </w:tcMar>
+            <w:vAlign w:val="top"/>
+          </w:tcPr>
+          <w:p>
+            <w:pPr>
+              <w:spacing w:after="0"/>
+            </w:pPr>
+            <w:r>
+              <w:rPr>
+                <w:sz w:val="16"/>
+              </w:rPr>
+              <w:t>Jede laufende Frist oder vertragliche Meldevorgabe</w:t>
+            </w:r>
+          </w:p>
+        </w:tc>
+        <w:tc>
+          <w:tcPr>
+            <w:tcW w:type="dxa" w:w="4535"/>
+            <w:tcMar>
+              <w:top w:w="90" w:type="dxa"/>
+              <w:start w:w="90" w:type="dxa"/>
+              <w:bottom w:w="90" w:type="dxa"/>
+              <w:end w:w="90" w:type="dxa"/>
+            </w:tcMar>
+            <w:vAlign w:val="top"/>
+          </w:tcPr>
+          <w:p>
+            <w:pPr>
+              <w:spacing w:after="0"/>
+            </w:pPr>
+            <w:r>
+              <w:rPr>
+                <w:sz w:val="16"/>
+              </w:rPr>
+              <w:t>Fristenblatt mit Quelle</w:t>
+            </w:r>
+          </w:p>
+        </w:tc>
+      </w:tr>
+      <w:tr>
+        <w:tc>
+          <w:tcPr>
+            <w:tcW w:type="dxa" w:w="5102"/>
+            <w:tcMar>
+              <w:top w:w="90" w:type="dxa"/>
+              <w:start w:w="90" w:type="dxa"/>
+              <w:bottom w:w="90" w:type="dxa"/>
+              <w:end w:w="90" w:type="dxa"/>
+            </w:tcMar>
+            <w:vAlign w:val="top"/>
+            <w:shd w:fill="F5F7F8"/>
+          </w:tcPr>
+          <w:p>
+            <w:pPr>
+              <w:spacing w:after="0"/>
+            </w:pPr>
+            <w:r>
+              <w:rPr>
+                <w:sz w:val="16"/>
+              </w:rPr>
+              <w:t>Jedes sofort zu sichernde Log oder Dokument</w:t>
+            </w:r>
+          </w:p>
+        </w:tc>
+        <w:tc>
+          <w:tcPr>
+            <w:tcW w:type="dxa" w:w="4535"/>
+            <w:tcMar>
+              <w:top w:w="90" w:type="dxa"/>
+              <w:start w:w="90" w:type="dxa"/>
+              <w:bottom w:w="90" w:type="dxa"/>
+              <w:end w:w="90" w:type="dxa"/>
+            </w:tcMar>
+            <w:vAlign w:val="top"/>
+            <w:shd w:fill="F5F7F8"/>
+          </w:tcPr>
+          <w:p>
+            <w:pPr>
+              <w:spacing w:after="0"/>
+            </w:pPr>
+            <w:r>
+              <w:rPr>
+                <w:sz w:val="16"/>
+              </w:rPr>
+              <w:t>Sicherungsauftrag mit Hash und Verwahrort</w:t>
+            </w:r>
+          </w:p>
+        </w:tc>
+      </w:tr>
+      <w:tr>
+        <w:tc>
+          <w:tcPr>
+            <w:tcW w:type="dxa" w:w="5102"/>
+            <w:tcMar>
+              <w:top w:w="90" w:type="dxa"/>
+              <w:start w:w="90" w:type="dxa"/>
+              <w:bottom w:w="90" w:type="dxa"/>
+              <w:end w:w="90" w:type="dxa"/>
+            </w:tcMar>
+            <w:vAlign w:val="top"/>
+          </w:tcPr>
+          <w:p>
+            <w:pPr>
+              <w:spacing w:after="0"/>
+            </w:pPr>
+            <w:r>
+              <w:rPr>
+                <w:sz w:val="16"/>
+              </w:rPr>
+              <w:t>Jedes freizugebende Arbeitsprodukt</w:t>
+            </w:r>
+          </w:p>
+        </w:tc>
+        <w:tc>
+          <w:tcPr>
+            <w:tcW w:type="dxa" w:w="4535"/>
+            <w:tcMar>
+              <w:top w:w="90" w:type="dxa"/>
+              <w:start w:w="90" w:type="dxa"/>
+              <w:bottom w:w="90" w:type="dxa"/>
+              <w:end w:w="90" w:type="dxa"/>
+            </w:tcMar>
+            <w:vAlign w:val="top"/>
+          </w:tcPr>
+          <w:p>
+            <w:pPr>
+              <w:spacing w:after="0"/>
+            </w:pPr>
+            <w:r>
+              <w:rPr>
+                <w:sz w:val="16"/>
+              </w:rPr>
+              <w:t>Owner, Version, Vier-Augen-Kontrolle</w:t>
+            </w:r>
+          </w:p>
+        </w:tc>
+      </w:tr>
+    </w:tbl>
+    <w:p>
+      <w:pPr>
+        <w:spacing w:after="20"/>
+      </w:pPr>
     </w:p>
     <w:p>
       <w:pPr>
-        <w:pStyle w:val="ListNumber"/>
+        <w:keepLines/>
+        <w:spacing w:before="120"/>
       </w:pPr>
       <w:r>
-        <w:t>Welche technische oder wirtschaftliche Tatsache darf nicht einfach unterstellt werden?</w:t>
-      </w:r>
-    </w:p>
-    <w:p>
-      <w:pPr>
-        <w:pStyle w:val="ListNumber"/>
-      </w:pPr>
-      <w:r>
-        <w:t>Wer kann verbindlich Auskunft geben?</w:t>
-      </w:r>
-    </w:p>
-    <w:p>
-      <w:pPr>
-        <w:pStyle w:val="ListNumber"/>
-      </w:pPr>
-      <w:r>
-        <w:t>Welche Rechtsquelle muss live geprüft werden?</w:t>
+        <w:rPr>
+          <w:b/>
+        </w:rPr>
+        <w:t>Dr. Henning Brennecke · Rechtsanwalt</w:t>
       </w:r>
     </w:p>
     <w:sectPr>
+      <w:footerReference w:type="default" r:id="rId9"/>
       <w:pgSz w:w="11906" w:h="16838"/>
-      <w:pgMar w:top="1417" w:right="1417" w:bottom="1417" w:left="1417" w:header="720" w:footer="720" w:gutter="0"/>
+      <w:pgMar w:top="1247" w:right="1134" w:bottom="1020" w:left="1191" w:header="397" w:footer="397" w:gutter="0"/>
       <w:cols w:space="720"/>
       <w:docGrid w:linePitch="360"/>
     </w:sectPr>
   </w:body>
 </w:document>
+</file>
+
+<file path=word/footer1.xml><?xml version="1.0" encoding="utf-8"?>
+<w:ftr xmlns:m="http://schemas.openxmlformats.org/officeDocument/2006/math" xmlns:mc="http://schemas.openxmlformats.org/markup-compatibility/2006" xmlns:mo="http://schemas.microsoft.com/office/mac/office/2008/main" xmlns:mv="urn:schemas-microsoft-com:mac:vml" xmlns:o="urn:schemas-microsoft-com:office:office" xmlns:r="http://schemas.openxmlformats.org/officeDocument/2006/relationships" xmlns:v="urn:schemas-microsoft-com:vml" xmlns:w10="urn:schemas-microsoft-com:office:word" xmlns:w14="http://schemas.microsoft.com/office/word/2010/wordml" xmlns:w="http://schemas.openxmlformats.org/wordprocessingml/2006/main" xmlns:wne="http://schemas.microsoft.com/office/word/2006/wordml" xmlns:wp14="http://schemas.microsoft.com/office/word/2010/wordprocessingDrawing" xmlns:wp="http://schemas.openxmlformats.org/drawingml/2006/wordprocessingDrawing" xmlns:wpc="http://schemas.microsoft.com/office/word/2010/wordprocessingCanvas" xmlns:wpg="http://schemas.microsoft.com/office/word/2010/wordprocessingGroup" xmlns:wpi="http://schemas.microsoft.com/office/word/2010/wordprocessingInk" xmlns:wps="http://schemas.microsoft.com/office/word/2010/wordprocessingShape" mc:Ignorable="w14 wp14">
+  <w:p>
+    <w:pPr>
+      <w:jc w:val="center"/>
+    </w:pPr>
+    <w:r>
+      <w:rPr>
+        <w:color w:val="59636B"/>
+        <w:sz w:val="16"/>
+      </w:rPr>
+      <w:t xml:space="preserve">BRENNECKE · WENSTEDT RECHTSANWÄLTE · BW-318/26-IT · Seite </w:t>
+    </w:r>
+    <w:r>
+      <w:fldChar w:fldCharType="begin"/>
+      <w:instrText xml:space="preserve"> PAGE </w:instrText>
+      <w:fldChar w:fldCharType="separate"/>
+      <w:t>1</w:t>
+      <w:fldChar w:fldCharType="end"/>
+    </w:r>
+  </w:p>
+</w:ftr>
 </file>
 
 <file path=word/numbering.xml><?xml version="1.0" encoding="utf-8"?>
@@ -426,9 +2221,13 @@
     <w:name w:val="Normal"/>
     <w:qFormat/>
     <w:rsid w:val="00FC693F"/>
+    <w:pPr>
+      <w:spacing w:after="100" w:line="269" w:lineRule="auto"/>
+    </w:pPr>
     <w:rPr>
-      <w:rFonts w:ascii="Times New Roman" w:hAnsi="Times New Roman"/>
-      <w:sz w:val="22"/>
+      <w:rFonts w:ascii="Arial" w:hAnsi="Arial"/>
+      <w:color w:val="20262B"/>
+      <w:sz w:val="20"/>
     </w:rPr>
   </w:style>
   <w:style w:type="paragraph" w:styleId="Header">
@@ -486,14 +2285,15 @@
     <w:pPr>
       <w:keepNext/>
       <w:keepLines/>
-      <w:spacing w:before="480" w:after="0"/>
+      <w:spacing w:before="200" w:after="100"/>
       <w:outlineLvl w:val="0"/>
     </w:pPr>
     <w:rPr>
-      <w:rFonts w:asciiTheme="majorHAnsi" w:eastAsiaTheme="majorEastAsia" w:hAnsiTheme="majorHAnsi" w:cstheme="majorBidi" w:ascii="Times New Roman" w:hAnsi="Times New Roman"/>
+      <w:rFonts w:asciiTheme="majorHAnsi" w:eastAsiaTheme="majorEastAsia" w:hAnsiTheme="majorHAnsi" w:cstheme="majorBidi" w:ascii="Arial" w:hAnsi="Arial"/>
       <w:b/>
       <w:bCs/>
-      <w:sz w:val="28"/>
+      <w:color w:val="17324D"/>
+      <w:sz w:val="26"/>
       <w:szCs w:val="28"/>
     </w:rPr>
   </w:style>
@@ -509,14 +2309,15 @@
     <w:pPr>
       <w:keepNext/>
       <w:keepLines/>
-      <w:spacing w:before="200" w:after="0"/>
+      <w:spacing w:before="200" w:after="100"/>
       <w:outlineLvl w:val="1"/>
     </w:pPr>
     <w:rPr>
-      <w:rFonts w:asciiTheme="majorHAnsi" w:eastAsiaTheme="majorEastAsia" w:hAnsiTheme="majorHAnsi" w:cstheme="majorBidi" w:ascii="Times New Roman" w:hAnsi="Times New Roman"/>
+      <w:rFonts w:asciiTheme="majorHAnsi" w:eastAsiaTheme="majorEastAsia" w:hAnsiTheme="majorHAnsi" w:cstheme="majorBidi" w:ascii="Arial" w:hAnsi="Arial"/>
       <w:b/>
       <w:bCs/>
-      <w:sz w:val="24"/>
+      <w:color w:val="2E668B"/>
+      <w:sz w:val="22"/>
       <w:szCs w:val="26"/>
     </w:rPr>
   </w:style>
@@ -536,10 +2337,10 @@
       <w:outlineLvl w:val="2"/>
     </w:pPr>
     <w:rPr>
-      <w:rFonts w:asciiTheme="majorHAnsi" w:eastAsiaTheme="majorEastAsia" w:hAnsiTheme="majorHAnsi" w:cstheme="majorBidi" w:ascii="Times New Roman" w:hAnsi="Times New Roman"/>
+      <w:rFonts w:asciiTheme="majorHAnsi" w:eastAsiaTheme="majorEastAsia" w:hAnsiTheme="majorHAnsi" w:cstheme="majorBidi"/>
       <w:b/>
       <w:bCs/>
-      <w:sz w:val="22"/>
+      <w:color w:val="4F81BD" w:themeColor="accent1"/>
     </w:rPr>
   </w:style>
   <w:style w:type="paragraph" w:styleId="Heading4">
@@ -770,18 +2571,20 @@
     <w:qFormat/>
     <w:rsid w:val="00FC693F"/>
     <w:pPr>
+      <w:keepNext/>
       <w:pBdr>
         <w:bottom w:val="single" w:sz="8" w:space="4" w:color="4F81BD" w:themeColor="accent1"/>
       </w:pBdr>
-      <w:spacing w:after="300" w:line="240" w:lineRule="auto"/>
+      <w:spacing w:after="100" w:line="240" w:lineRule="auto" w:before="200"/>
       <w:contextualSpacing/>
     </w:pPr>
     <w:rPr>
-      <w:rFonts w:asciiTheme="majorHAnsi" w:eastAsiaTheme="majorEastAsia" w:hAnsiTheme="majorHAnsi" w:cstheme="majorBidi"/>
-      <w:color w:val="17365D" w:themeColor="text2" w:themeShade="BF"/>
+      <w:rFonts w:asciiTheme="majorHAnsi" w:eastAsiaTheme="majorEastAsia" w:hAnsiTheme="majorHAnsi" w:cstheme="majorBidi" w:ascii="Arial" w:hAnsi="Arial"/>
+      <w:b/>
+      <w:color w:val="17324D"/>
       <w:spacing w:val="5"/>
       <w:kern w:val="28"/>
-      <w:sz w:val="52"/>
+      <w:sz w:val="36"/>
       <w:szCs w:val="52"/>
     </w:rPr>
   </w:style>

--- a/testakten/nis2-cybersecurity-lahnwerke-slack-airtags-it-sicherheit/03-prueffragen-fuer-erstgespraech.docx
+++ b/testakten/nis2-cybersecurity-lahnwerke-slack-airtags-it-sicherheit/03-prueffragen-fuer-erstgespraech.docx
@@ -1825,8 +1825,9 @@
     </w:p>
     <w:sectPr>
       <w:footerReference w:type="default" r:id="rId9"/>
+      <w:headerReference w:type="default" r:id="rId10"/>
       <w:pgSz w:w="11906" w:h="16838"/>
-      <w:pgMar w:top="1247" w:right="1134" w:bottom="1020" w:left="1191" w:header="397" w:footer="397" w:gutter="0"/>
+      <w:pgMar w:top="1247" w:right="1134" w:bottom="1020" w:left="1191" w:header="680" w:footer="567" w:gutter="0"/>
       <w:cols w:space="720"/>
       <w:docGrid w:linePitch="360"/>
     </w:sectPr>
@@ -1838,24 +1839,84 @@
 <w:ftr xmlns:m="http://schemas.openxmlformats.org/officeDocument/2006/math" xmlns:mc="http://schemas.openxmlformats.org/markup-compatibility/2006" xmlns:mo="http://schemas.microsoft.com/office/mac/office/2008/main" xmlns:mv="urn:schemas-microsoft-com:mac:vml" xmlns:o="urn:schemas-microsoft-com:office:office" xmlns:r="http://schemas.openxmlformats.org/officeDocument/2006/relationships" xmlns:v="urn:schemas-microsoft-com:vml" xmlns:w10="urn:schemas-microsoft-com:office:word" xmlns:w14="http://schemas.microsoft.com/office/word/2010/wordml" xmlns:w="http://schemas.openxmlformats.org/wordprocessingml/2006/main" xmlns:wne="http://schemas.microsoft.com/office/word/2006/wordml" xmlns:wp14="http://schemas.microsoft.com/office/word/2010/wordprocessingDrawing" xmlns:wp="http://schemas.openxmlformats.org/drawingml/2006/wordprocessingDrawing" xmlns:wpc="http://schemas.microsoft.com/office/word/2010/wordprocessingCanvas" xmlns:wpg="http://schemas.microsoft.com/office/word/2010/wordprocessingGroup" xmlns:wpi="http://schemas.microsoft.com/office/word/2010/wordprocessingInk" xmlns:wps="http://schemas.microsoft.com/office/word/2010/wordprocessingShape" mc:Ignorable="w14 wp14">
   <w:p>
     <w:pPr>
-      <w:jc w:val="center"/>
+      <w:tabs>
+        <w:tab w:pos="9071" w:val="right"/>
+      </w:tabs>
+      <w:jc w:val="left"/>
     </w:pPr>
     <w:r>
       <w:rPr>
-        <w:color w:val="59636B"/>
+        <w:rFonts w:ascii="Times New Roman" w:hAnsi="Times New Roman"/>
+        <w:color w:val="6B6B66"/>
         <w:sz w:val="16"/>
       </w:rPr>
-      <w:t xml:space="preserve">BRENNECKE · WENSTEDT RECHTSANWÄLTE · BW-318/26-IT · Seite </w:t>
     </w:r>
     <w:r>
+      <w:rPr>
+        <w:rFonts w:ascii="Times New Roman" w:hAnsi="Times New Roman"/>
+        <w:color w:val="6B6B66"/>
+        <w:sz w:val="16"/>
+      </w:rPr>
+      <w:t>Lahnwerke Maschinenbau AG</w:t>
+    </w:r>
+    <w:r>
+      <w:rPr>
+        <w:rFonts w:ascii="Times New Roman" w:hAnsi="Times New Roman"/>
+        <w:color w:val="6B6B66"/>
+        <w:sz w:val="16"/>
+      </w:rPr>
+      <w:tab/>
+      <w:t xml:space="preserve">Seite </w:t>
+    </w:r>
+    <w:r>
+      <w:rPr>
+        <w:rFonts w:ascii="Times New Roman" w:hAnsi="Times New Roman"/>
+        <w:color w:val="6B6B66"/>
+        <w:sz w:val="16"/>
+      </w:rPr>
       <w:fldChar w:fldCharType="begin"/>
       <w:instrText xml:space="preserve"> PAGE </w:instrText>
-      <w:fldChar w:fldCharType="separate"/>
-      <w:t>1</w:t>
       <w:fldChar w:fldCharType="end"/>
     </w:r>
   </w:p>
 </w:ftr>
+</file>
+
+<file path=word/header1.xml><?xml version="1.0" encoding="utf-8"?>
+<w:hdr xmlns:m="http://schemas.openxmlformats.org/officeDocument/2006/math" xmlns:mc="http://schemas.openxmlformats.org/markup-compatibility/2006" xmlns:mo="http://schemas.microsoft.com/office/mac/office/2008/main" xmlns:mv="urn:schemas-microsoft-com:mac:vml" xmlns:o="urn:schemas-microsoft-com:office:office" xmlns:r="http://schemas.openxmlformats.org/officeDocument/2006/relationships" xmlns:v="urn:schemas-microsoft-com:vml" xmlns:w10="urn:schemas-microsoft-com:office:word" xmlns:w14="http://schemas.microsoft.com/office/word/2010/wordml" xmlns:w="http://schemas.openxmlformats.org/wordprocessingml/2006/main" xmlns:wne="http://schemas.microsoft.com/office/word/2006/wordml" xmlns:wp14="http://schemas.microsoft.com/office/word/2010/wordprocessingDrawing" xmlns:wp="http://schemas.openxmlformats.org/drawingml/2006/wordprocessingDrawing" xmlns:wpc="http://schemas.microsoft.com/office/word/2010/wordprocessingCanvas" xmlns:wpg="http://schemas.microsoft.com/office/word/2010/wordprocessingGroup" xmlns:wpi="http://schemas.microsoft.com/office/word/2010/wordprocessingInk" xmlns:wps="http://schemas.microsoft.com/office/word/2010/wordprocessingShape" mc:Ignorable="w14 wp14">
+  <w:p>
+    <w:pPr>
+      <w:pStyle w:val="Header"/>
+      <w:jc w:val="left"/>
+    </w:pPr>
+    <w:r/>
+    <w:r>
+      <w:rPr>
+        <w:rFonts w:ascii="Times New Roman" w:hAnsi="Times New Roman"/>
+        <w:b/>
+        <w:color w:val="2C5230"/>
+        <w:sz w:val="24"/>
+      </w:rPr>
+      <w:t>Lahnwerke Maschinenbau AG</w:t>
+    </w:r>
+  </w:p>
+  <w:p>
+    <w:pPr>
+      <w:jc w:val="left"/>
+      <w:pBdr>
+        <w:bottom w:val="single" w:sz="6" w:space="2" w:color="2C5230"/>
+      </w:pBdr>
+    </w:pPr>
+    <w:r>
+      <w:rPr>
+        <w:rFonts w:ascii="Times New Roman" w:hAnsi="Times New Roman"/>
+        <w:color w:val="6B6B66"/>
+        <w:sz w:val="16"/>
+      </w:rPr>
+      <w:t>09:15 Uhr</w:t>
+    </w:r>
+  </w:p>
+</w:hdr>
 </file>
 
 <file path=word/numbering.xml><?xml version="1.0" encoding="utf-8"?>
